--- a/labs/lab15/report/report.docx
+++ b/labs/lab15/report/report.docx
@@ -1418,7 +1418,7 @@
       <w:r>
         <w:drawing>
           <wp:inline>
-            <wp:extent cx="3733800" cy="700675"/>
+            <wp:extent cx="3733800" cy="651631"/>
             <wp:effectExtent b="0" l="0" r="0" t="0"/>
             <wp:docPr descr="Проверка" title="" id="80" name="Picture"/>
             <a:graphic>
@@ -1439,7 +1439,7 @@
                   <pic:spPr bwMode="auto">
                     <a:xfrm>
                       <a:off x="0" y="0"/>
-                      <a:ext cx="3733800" cy="700675"/>
+                      <a:ext cx="3733800" cy="651631"/>
                     </a:xfrm>
                     <a:prstGeom prst="rect">
                       <a:avLst/>
@@ -1544,7 +1544,7 @@
       <w:r>
         <w:drawing>
           <wp:inline>
-            <wp:extent cx="3733800" cy="1095122"/>
+            <wp:extent cx="3733800" cy="1020851"/>
             <wp:effectExtent b="0" l="0" r="0" t="0"/>
             <wp:docPr descr="проверка" title="" id="86" name="Picture"/>
             <a:graphic>
@@ -1565,7 +1565,7 @@
                   <pic:spPr bwMode="auto">
                     <a:xfrm>
                       <a:off x="0" y="0"/>
-                      <a:ext cx="3733800" cy="1095122"/>
+                      <a:ext cx="3733800" cy="1020851"/>
                     </a:xfrm>
                     <a:prstGeom prst="rect">
                       <a:avLst/>
@@ -1670,7 +1670,7 @@
       <w:r>
         <w:drawing>
           <wp:inline>
-            <wp:extent cx="3733800" cy="1110687"/>
+            <wp:extent cx="3733800" cy="1034047"/>
             <wp:effectExtent b="0" l="0" r="0" t="0"/>
             <wp:docPr descr="Проверка" title="" id="92" name="Picture"/>
             <a:graphic>
@@ -1691,7 +1691,7 @@
                   <pic:spPr bwMode="auto">
                     <a:xfrm>
                       <a:off x="0" y="0"/>
-                      <a:ext cx="3733800" cy="1110687"/>
+                      <a:ext cx="3733800" cy="1034047"/>
                     </a:xfrm>
                     <a:prstGeom prst="rect">
                       <a:avLst/>
